--- a/docs/business/TGP-BUS-07 Commercials and Engagement Model.docx
+++ b/docs/business/TGP-BUS-07 Commercials and Engagement Model.docx
@@ -401,7 +401,7 @@
                                 <w:bCs/>
                                 <w:color w:val="1D74BA"/>
                               </w:rPr>
-                              <w:t xml:space="preserve">07 October 2026</w:t>
+                              <w:t xml:space="preserve">08 October 2026</w:t>
                             </w:r>
                           </w:p>
                         </w:txbxContent>
@@ -3320,7 +3320,7 @@
                 <w:sz w:val="16"/>
                 <w:szCs w:val="16"/>
               </w:rPr>
-              <w:t xml:space="preserve">07/10/2026</w:t>
+              <w:t xml:space="preserve">08/10/2026</w:t>
             </w:r>
           </w:p>
         </w:tc>
@@ -3566,8 +3566,8 @@
         <w:tblLook w:val="04A0" w:firstRow="1" w:lastRow="0" w:firstColumn="0" w:lastColumn="0" w:noHBand="0" w:noVBand="1"/>
       </w:tblPr>
       <w:tblGrid>
-        <w:gridCol w:w="1591"/>
-        <w:gridCol w:w="7436"/>
+        <w:gridCol w:w="1578"/>
+        <w:gridCol w:w="7449"/>
       </w:tblGrid>
       <w:tr>
         <w:trPr>
@@ -3577,7 +3577,7 @@
         </w:trPr>
         <w:tc>
           <w:tcPr>
-            <w:tcW w:w="1591" w:type="dxa"/>
+            <w:tcW w:w="1578" w:type="dxa"/>
             <w:shd w:val="clear" w:color="auto" w:fill="0F4761"/>
             <w:vAlign w:val="center"/>
           </w:tcPr>
@@ -3608,7 +3608,7 @@
         </w:tc>
         <w:tc>
           <w:tcPr>
-            <w:tcW w:w="7436" w:type="dxa"/>
+            <w:tcW w:w="7449" w:type="dxa"/>
             <w:shd w:val="clear" w:color="auto" w:fill="0F4761"/>
             <w:vAlign w:val="center"/>
           </w:tcPr>
@@ -3645,7 +3645,7 @@
         </w:trPr>
         <w:tc>
           <w:tcPr>
-            <w:tcW w:w="1591" w:type="dxa"/>
+            <w:tcW w:w="1578" w:type="dxa"/>
             <w:vAlign w:val="top"/>
           </w:tcPr>
           <w:p>
@@ -3671,7 +3671,7 @@
         </w:tc>
         <w:tc>
           <w:tcPr>
-            <w:tcW w:w="7436" w:type="dxa"/>
+            <w:tcW w:w="7449" w:type="dxa"/>
             <w:vAlign w:val="top"/>
           </w:tcPr>
           <w:p>
@@ -3703,7 +3703,7 @@
         </w:trPr>
         <w:tc>
           <w:tcPr>
-            <w:tcW w:w="1591" w:type="dxa"/>
+            <w:tcW w:w="1578" w:type="dxa"/>
             <w:vAlign w:val="top"/>
           </w:tcPr>
           <w:p>
@@ -3723,13 +3723,71 @@
                 <w:sz w:val="16"/>
                 <w:szCs w:val="16"/>
               </w:rPr>
+              <w:t xml:space="preserve">AI</w:t>
+            </w:r>
+          </w:p>
+        </w:tc>
+        <w:tc>
+          <w:tcPr>
+            <w:tcW w:w="7449" w:type="dxa"/>
+            <w:vAlign w:val="top"/>
+          </w:tcPr>
+          <w:p>
+            <w:pPr>
+              <w:spacing w:before="60"/>
+              <w:rPr>
+                <w:rFonts w:ascii="Segoe UI" w:eastAsia="Arial" w:hAnsi="Segoe UI" w:cs="Segoe UI"/>
+                <w:color w:val="101820"/>
+                <w:sz w:val="16"/>
+                <w:szCs w:val="16"/>
+              </w:rPr>
+            </w:pPr>
+            <w:r>
+              <w:rPr>
+                <w:rFonts w:ascii="Segoe UI" w:eastAsia="Arial" w:hAnsi="Segoe UI" w:cs="Segoe UI"/>
+                <w:color w:val="101820"/>
+                <w:sz w:val="16"/>
+                <w:szCs w:val="16"/>
+              </w:rPr>
+              <w:t xml:space="preserve">Artificial intelligence</w:t>
+            </w:r>
+          </w:p>
+        </w:tc>
+      </w:tr>
+      <w:tr>
+        <w:trPr>
+          <w:cantSplit/>
+          <w:trHeight w:val="449"/>
+        </w:trPr>
+        <w:tc>
+          <w:tcPr>
+            <w:tcW w:w="1578" w:type="dxa"/>
+            <w:vAlign w:val="top"/>
+          </w:tcPr>
+          <w:p>
+            <w:pPr>
+              <w:spacing w:before="60"/>
+              <w:rPr>
+                <w:rFonts w:ascii="Segoe UI" w:eastAsia="Arial" w:hAnsi="Segoe UI" w:cs="Segoe UI"/>
+                <w:color w:val="101820"/>
+                <w:sz w:val="16"/>
+                <w:szCs w:val="16"/>
+              </w:rPr>
+            </w:pPr>
+            <w:r>
+              <w:rPr>
+                <w:rFonts w:ascii="Segoe UI" w:eastAsia="Arial" w:hAnsi="Segoe UI" w:cs="Segoe UI"/>
+                <w:color w:val="101820"/>
+                <w:sz w:val="16"/>
+                <w:szCs w:val="16"/>
+              </w:rPr>
               <w:t xml:space="preserve">API</w:t>
             </w:r>
           </w:p>
         </w:tc>
         <w:tc>
           <w:tcPr>
-            <w:tcW w:w="7436" w:type="dxa"/>
+            <w:tcW w:w="7449" w:type="dxa"/>
             <w:vAlign w:val="top"/>
           </w:tcPr>
           <w:p>
@@ -3761,7 +3819,7 @@
         </w:trPr>
         <w:tc>
           <w:tcPr>
-            <w:tcW w:w="1591" w:type="dxa"/>
+            <w:tcW w:w="1578" w:type="dxa"/>
             <w:vAlign w:val="top"/>
           </w:tcPr>
           <w:p>
@@ -3787,7 +3845,7 @@
         </w:tc>
         <w:tc>
           <w:tcPr>
-            <w:tcW w:w="7436" w:type="dxa"/>
+            <w:tcW w:w="7449" w:type="dxa"/>
             <w:vAlign w:val="top"/>
           </w:tcPr>
           <w:p>
@@ -3819,7 +3877,7 @@
         </w:trPr>
         <w:tc>
           <w:tcPr>
-            <w:tcW w:w="1591" w:type="dxa"/>
+            <w:tcW w:w="1578" w:type="dxa"/>
             <w:vAlign w:val="top"/>
           </w:tcPr>
           <w:p>
@@ -3845,7 +3903,7 @@
         </w:tc>
         <w:tc>
           <w:tcPr>
-            <w:tcW w:w="7436" w:type="dxa"/>
+            <w:tcW w:w="7449" w:type="dxa"/>
             <w:vAlign w:val="top"/>
           </w:tcPr>
           <w:p>
@@ -3877,7 +3935,7 @@
         </w:trPr>
         <w:tc>
           <w:tcPr>
-            <w:tcW w:w="1591" w:type="dxa"/>
+            <w:tcW w:w="1578" w:type="dxa"/>
             <w:vAlign w:val="top"/>
           </w:tcPr>
           <w:p>
@@ -3903,7 +3961,7 @@
         </w:tc>
         <w:tc>
           <w:tcPr>
-            <w:tcW w:w="7436" w:type="dxa"/>
+            <w:tcW w:w="7449" w:type="dxa"/>
             <w:vAlign w:val="top"/>
           </w:tcPr>
           <w:p>
@@ -3935,7 +3993,7 @@
         </w:trPr>
         <w:tc>
           <w:tcPr>
-            <w:tcW w:w="1591" w:type="dxa"/>
+            <w:tcW w:w="1578" w:type="dxa"/>
             <w:vAlign w:val="top"/>
           </w:tcPr>
           <w:p>
@@ -3961,7 +4019,7 @@
         </w:tc>
         <w:tc>
           <w:tcPr>
-            <w:tcW w:w="7436" w:type="dxa"/>
+            <w:tcW w:w="7449" w:type="dxa"/>
             <w:vAlign w:val="top"/>
           </w:tcPr>
           <w:p>
@@ -3993,7 +4051,7 @@
         </w:trPr>
         <w:tc>
           <w:tcPr>
-            <w:tcW w:w="1591" w:type="dxa"/>
+            <w:tcW w:w="1578" w:type="dxa"/>
             <w:vAlign w:val="top"/>
           </w:tcPr>
           <w:p>
@@ -4019,7 +4077,7 @@
         </w:tc>
         <w:tc>
           <w:tcPr>
-            <w:tcW w:w="7436" w:type="dxa"/>
+            <w:tcW w:w="7449" w:type="dxa"/>
             <w:vAlign w:val="top"/>
           </w:tcPr>
           <w:p>
@@ -4051,7 +4109,7 @@
         </w:trPr>
         <w:tc>
           <w:tcPr>
-            <w:tcW w:w="1591" w:type="dxa"/>
+            <w:tcW w:w="1578" w:type="dxa"/>
             <w:vAlign w:val="top"/>
           </w:tcPr>
           <w:p>
@@ -4077,7 +4135,7 @@
         </w:tc>
         <w:tc>
           <w:tcPr>
-            <w:tcW w:w="7436" w:type="dxa"/>
+            <w:tcW w:w="7449" w:type="dxa"/>
             <w:vAlign w:val="top"/>
           </w:tcPr>
           <w:p>
@@ -4109,7 +4167,7 @@
         </w:trPr>
         <w:tc>
           <w:tcPr>
-            <w:tcW w:w="1591" w:type="dxa"/>
+            <w:tcW w:w="1578" w:type="dxa"/>
             <w:vAlign w:val="top"/>
           </w:tcPr>
           <w:p>
@@ -4135,7 +4193,7 @@
         </w:tc>
         <w:tc>
           <w:tcPr>
-            <w:tcW w:w="7436" w:type="dxa"/>
+            <w:tcW w:w="7449" w:type="dxa"/>
             <w:vAlign w:val="top"/>
           </w:tcPr>
           <w:p>
@@ -4167,7 +4225,7 @@
         </w:trPr>
         <w:tc>
           <w:tcPr>
-            <w:tcW w:w="1591" w:type="dxa"/>
+            <w:tcW w:w="1578" w:type="dxa"/>
             <w:vAlign w:val="top"/>
           </w:tcPr>
           <w:p>
@@ -4193,7 +4251,7 @@
         </w:tc>
         <w:tc>
           <w:tcPr>
-            <w:tcW w:w="7436" w:type="dxa"/>
+            <w:tcW w:w="7449" w:type="dxa"/>
             <w:vAlign w:val="top"/>
           </w:tcPr>
           <w:p>
@@ -4225,7 +4283,7 @@
         </w:trPr>
         <w:tc>
           <w:tcPr>
-            <w:tcW w:w="1591" w:type="dxa"/>
+            <w:tcW w:w="1578" w:type="dxa"/>
             <w:vAlign w:val="top"/>
           </w:tcPr>
           <w:p>
@@ -4251,7 +4309,7 @@
         </w:tc>
         <w:tc>
           <w:tcPr>
-            <w:tcW w:w="7436" w:type="dxa"/>
+            <w:tcW w:w="7449" w:type="dxa"/>
             <w:vAlign w:val="top"/>
           </w:tcPr>
           <w:p>
@@ -4283,7 +4341,7 @@
         </w:trPr>
         <w:tc>
           <w:tcPr>
-            <w:tcW w:w="1591" w:type="dxa"/>
+            <w:tcW w:w="1578" w:type="dxa"/>
             <w:vAlign w:val="top"/>
           </w:tcPr>
           <w:p>
@@ -4309,7 +4367,7 @@
         </w:tc>
         <w:tc>
           <w:tcPr>
-            <w:tcW w:w="7436" w:type="dxa"/>
+            <w:tcW w:w="7449" w:type="dxa"/>
             <w:vAlign w:val="top"/>
           </w:tcPr>
           <w:p>
@@ -4341,7 +4399,7 @@
         </w:trPr>
         <w:tc>
           <w:tcPr>
-            <w:tcW w:w="1591" w:type="dxa"/>
+            <w:tcW w:w="1578" w:type="dxa"/>
             <w:vAlign w:val="top"/>
           </w:tcPr>
           <w:p>
@@ -4367,7 +4425,7 @@
         </w:tc>
         <w:tc>
           <w:tcPr>
-            <w:tcW w:w="7436" w:type="dxa"/>
+            <w:tcW w:w="7449" w:type="dxa"/>
             <w:vAlign w:val="top"/>
           </w:tcPr>
           <w:p>
@@ -4399,7 +4457,7 @@
         </w:trPr>
         <w:tc>
           <w:tcPr>
-            <w:tcW w:w="1591" w:type="dxa"/>
+            <w:tcW w:w="1578" w:type="dxa"/>
             <w:vAlign w:val="top"/>
           </w:tcPr>
           <w:p>
@@ -4425,7 +4483,7 @@
         </w:tc>
         <w:tc>
           <w:tcPr>
-            <w:tcW w:w="7436" w:type="dxa"/>
+            <w:tcW w:w="7449" w:type="dxa"/>
             <w:vAlign w:val="top"/>
           </w:tcPr>
           <w:p>
@@ -4457,7 +4515,7 @@
         </w:trPr>
         <w:tc>
           <w:tcPr>
-            <w:tcW w:w="1591" w:type="dxa"/>
+            <w:tcW w:w="1578" w:type="dxa"/>
             <w:vAlign w:val="top"/>
           </w:tcPr>
           <w:p>
@@ -4477,13 +4535,71 @@
                 <w:sz w:val="16"/>
                 <w:szCs w:val="16"/>
               </w:rPr>
+              <w:t xml:space="preserve">RACI</w:t>
+            </w:r>
+          </w:p>
+        </w:tc>
+        <w:tc>
+          <w:tcPr>
+            <w:tcW w:w="7449" w:type="dxa"/>
+            <w:vAlign w:val="top"/>
+          </w:tcPr>
+          <w:p>
+            <w:pPr>
+              <w:spacing w:before="60"/>
+              <w:rPr>
+                <w:rFonts w:ascii="Segoe UI" w:eastAsia="Arial" w:hAnsi="Segoe UI" w:cs="Segoe UI"/>
+                <w:color w:val="101820"/>
+                <w:sz w:val="16"/>
+                <w:szCs w:val="16"/>
+              </w:rPr>
+            </w:pPr>
+            <w:r>
+              <w:rPr>
+                <w:rFonts w:ascii="Segoe UI" w:eastAsia="Arial" w:hAnsi="Segoe UI" w:cs="Segoe UI"/>
+                <w:color w:val="101820"/>
+                <w:sz w:val="16"/>
+                <w:szCs w:val="16"/>
+              </w:rPr>
+              <w:t xml:space="preserve">Responsible, Accountable, Consulted, Informed</w:t>
+            </w:r>
+          </w:p>
+        </w:tc>
+      </w:tr>
+      <w:tr>
+        <w:trPr>
+          <w:cantSplit/>
+          <w:trHeight w:val="449"/>
+        </w:trPr>
+        <w:tc>
+          <w:tcPr>
+            <w:tcW w:w="1578" w:type="dxa"/>
+            <w:vAlign w:val="top"/>
+          </w:tcPr>
+          <w:p>
+            <w:pPr>
+              <w:spacing w:before="60"/>
+              <w:rPr>
+                <w:rFonts w:ascii="Segoe UI" w:eastAsia="Arial" w:hAnsi="Segoe UI" w:cs="Segoe UI"/>
+                <w:color w:val="101820"/>
+                <w:sz w:val="16"/>
+                <w:szCs w:val="16"/>
+              </w:rPr>
+            </w:pPr>
+            <w:r>
+              <w:rPr>
+                <w:rFonts w:ascii="Segoe UI" w:eastAsia="Arial" w:hAnsi="Segoe UI" w:cs="Segoe UI"/>
+                <w:color w:val="101820"/>
+                <w:sz w:val="16"/>
+                <w:szCs w:val="16"/>
+              </w:rPr>
               <w:t xml:space="preserve">SME</w:t>
             </w:r>
           </w:p>
         </w:tc>
         <w:tc>
           <w:tcPr>
-            <w:tcW w:w="7436" w:type="dxa"/>
+            <w:tcW w:w="7449" w:type="dxa"/>
             <w:vAlign w:val="top"/>
           </w:tcPr>
           <w:p>
@@ -4515,7 +4631,7 @@
         </w:trPr>
         <w:tc>
           <w:tcPr>
-            <w:tcW w:w="1591" w:type="dxa"/>
+            <w:tcW w:w="1578" w:type="dxa"/>
             <w:vAlign w:val="top"/>
           </w:tcPr>
           <w:p>
@@ -4541,7 +4657,7 @@
         </w:tc>
         <w:tc>
           <w:tcPr>
-            <w:tcW w:w="7436" w:type="dxa"/>
+            <w:tcW w:w="7449" w:type="dxa"/>
             <w:vAlign w:val="top"/>
           </w:tcPr>
           <w:p>
@@ -4573,7 +4689,7 @@
         </w:trPr>
         <w:tc>
           <w:tcPr>
-            <w:tcW w:w="1591" w:type="dxa"/>
+            <w:tcW w:w="1578" w:type="dxa"/>
             <w:vAlign w:val="top"/>
           </w:tcPr>
           <w:p>
@@ -4599,7 +4715,7 @@
         </w:tc>
         <w:tc>
           <w:tcPr>
-            <w:tcW w:w="7436" w:type="dxa"/>
+            <w:tcW w:w="7449" w:type="dxa"/>
             <w:vAlign w:val="top"/>
           </w:tcPr>
           <w:p>
@@ -4631,7 +4747,7 @@
         </w:trPr>
         <w:tc>
           <w:tcPr>
-            <w:tcW w:w="1591" w:type="dxa"/>
+            <w:tcW w:w="1578" w:type="dxa"/>
             <w:vAlign w:val="top"/>
           </w:tcPr>
           <w:p>
@@ -4657,7 +4773,7 @@
         </w:tc>
         <w:tc>
           <w:tcPr>
-            <w:tcW w:w="7436" w:type="dxa"/>
+            <w:tcW w:w="7449" w:type="dxa"/>
             <w:vAlign w:val="top"/>
           </w:tcPr>
           <w:p>
@@ -4689,7 +4805,7 @@
         </w:trPr>
         <w:tc>
           <w:tcPr>
-            <w:tcW w:w="1591" w:type="dxa"/>
+            <w:tcW w:w="1578" w:type="dxa"/>
             <w:vAlign w:val="top"/>
           </w:tcPr>
           <w:p>
@@ -4715,7 +4831,7 @@
         </w:tc>
         <w:tc>
           <w:tcPr>
-            <w:tcW w:w="7436" w:type="dxa"/>
+            <w:tcW w:w="7449" w:type="dxa"/>
             <w:vAlign w:val="top"/>
           </w:tcPr>
           <w:p>
@@ -4747,7 +4863,7 @@
         </w:trPr>
         <w:tc>
           <w:tcPr>
-            <w:tcW w:w="1591" w:type="dxa"/>
+            <w:tcW w:w="1578" w:type="dxa"/>
             <w:vAlign w:val="top"/>
           </w:tcPr>
           <w:p>
@@ -4773,7 +4889,7 @@
         </w:tc>
         <w:tc>
           <w:tcPr>
-            <w:tcW w:w="7436" w:type="dxa"/>
+            <w:tcW w:w="7449" w:type="dxa"/>
             <w:vAlign w:val="top"/>
           </w:tcPr>
           <w:p>
@@ -4805,7 +4921,7 @@
         </w:trPr>
         <w:tc>
           <w:tcPr>
-            <w:tcW w:w="1591" w:type="dxa"/>
+            <w:tcW w:w="1578" w:type="dxa"/>
             <w:vAlign w:val="top"/>
           </w:tcPr>
           <w:p>
@@ -4831,7 +4947,7 @@
         </w:tc>
         <w:tc>
           <w:tcPr>
-            <w:tcW w:w="7436" w:type="dxa"/>
+            <w:tcW w:w="7449" w:type="dxa"/>
             <w:vAlign w:val="top"/>
           </w:tcPr>
           <w:p>
@@ -4863,7 +4979,7 @@
         </w:trPr>
         <w:tc>
           <w:tcPr>
-            <w:tcW w:w="1591" w:type="dxa"/>
+            <w:tcW w:w="1578" w:type="dxa"/>
             <w:vAlign w:val="top"/>
           </w:tcPr>
           <w:p>
@@ -4889,7 +5005,7 @@
         </w:tc>
         <w:tc>
           <w:tcPr>
-            <w:tcW w:w="7436" w:type="dxa"/>
+            <w:tcW w:w="7449" w:type="dxa"/>
             <w:vAlign w:val="top"/>
           </w:tcPr>
           <w:p>
@@ -4921,7 +5037,7 @@
         </w:trPr>
         <w:tc>
           <w:tcPr>
-            <w:tcW w:w="1591" w:type="dxa"/>
+            <w:tcW w:w="1578" w:type="dxa"/>
             <w:vAlign w:val="top"/>
           </w:tcPr>
           <w:p>
@@ -4947,7 +5063,7 @@
         </w:tc>
         <w:tc>
           <w:tcPr>
-            <w:tcW w:w="7436" w:type="dxa"/>
+            <w:tcW w:w="7449" w:type="dxa"/>
             <w:vAlign w:val="top"/>
           </w:tcPr>
           <w:p>
@@ -4979,7 +5095,7 @@
         </w:trPr>
         <w:tc>
           <w:tcPr>
-            <w:tcW w:w="1591" w:type="dxa"/>
+            <w:tcW w:w="1578" w:type="dxa"/>
             <w:vAlign w:val="top"/>
           </w:tcPr>
           <w:p>
@@ -5005,7 +5121,7 @@
         </w:tc>
         <w:tc>
           <w:tcPr>
-            <w:tcW w:w="7436" w:type="dxa"/>
+            <w:tcW w:w="7449" w:type="dxa"/>
             <w:vAlign w:val="top"/>
           </w:tcPr>
           <w:p>
@@ -5037,7 +5153,7 @@
         </w:trPr>
         <w:tc>
           <w:tcPr>
-            <w:tcW w:w="1591" w:type="dxa"/>
+            <w:tcW w:w="1578" w:type="dxa"/>
             <w:vAlign w:val="top"/>
           </w:tcPr>
           <w:p>
@@ -5063,7 +5179,7 @@
         </w:tc>
         <w:tc>
           <w:tcPr>
-            <w:tcW w:w="7436" w:type="dxa"/>
+            <w:tcW w:w="7449" w:type="dxa"/>
             <w:vAlign w:val="top"/>
           </w:tcPr>
           <w:p>
@@ -5652,7 +5768,7 @@
               <w:jc w:val="left"/>
             </w:pPr>
             <w:r>
-              <w:t xml:space="preserve">A working platform in UAT: 97 API endpoints, a staff console for 13 roles in Vietnamese and English, a customer app in Vietnamese that runs inside the VETC app, TASCO’s app and website or Zalo, and more than 250 automated tests</w:t>
+              <w:t xml:space="preserve">A working platform in UAT: 103 API routes, a staff console for 13 roles in Vietnamese and English, a customer app in Vietnamese built to run inside the VETC app, TASCO’s app and website, and a Zalo Mini App, and 271 automated tests</w:t>
             </w:r>
           </w:p>
         </w:tc>
@@ -5885,7 +6001,7 @@
               <a:graphicData uri="http://schemas.openxmlformats.org/drawingml/2006/picture">
                 <pic:pic>
                   <pic:nvPicPr>
-                    <pic:cNvPr descr="/tmp/claude-0/-home-user-TASCO/19e5534d-12b5-5956-9b60-3e77efde0f49/scratchpad/gen/.cache/mermaid/0a5af4983e214af2.png" id="28" name="Picture"/>
+                    <pic:cNvPr descr="/home/user/TASCO/tools/docs-source/gen/.cache/mermaid/0a5af4983e214af2.png" id="28" name="Picture"/>
                     <pic:cNvPicPr>
                       <a:picLocks noChangeArrowheads="1" noChangeAspect="1"/>
                     </pic:cNvPicPr>
@@ -7407,7 +7523,7 @@
         <w:spacing w:before="160"/>
       </w:pPr>
       <w:r>
-        <w:t xml:space="preserve">The pilot read-out, with conversion measured against the control group, is planned about 12 weeks after go-live, in early May 2027.</w:t>
+        <w:t xml:space="preserve">The pilot read-out, with conversion measured against the control group, is planned for early May 2027.</w:t>
       </w:r>
     </w:p>
     <w:p>
